--- a/docs/JAMIA/submission/title-page.docx
+++ b/docs/JAMIA/submission/title-page.docx
@@ -25,7 +25,37 @@
         <w:pStyle w:val="FirstParagraph"/>
       </w:pPr>
       <w:r>
-        <w:t xml:space="preserve">Detecting Clinical Data Errors Before the Code Runs: Design and Evaluation of a TypeScript Dataframe Framework</w:t>
+        <w:t>Detecting Clinical Data Errors Before the Code Runs: Design and Evaluation of a TypeScript Data</w:t>
+      </w:r>
+      <w:del w:id="22" w:author="J.T. Menchaca" w:date="2026-05-19T00:05:29Z" w16du:dateUtc="2026-05-19T00:05:29Z">
+        <w:r>
+          <w:rPr/>
+          <w:delText>fr</w:delText>
+        </w:r>
+      </w:del>
+      <w:ins w:id="37" w:author="J.T. Menchaca" w:date="2026-05-19T00:05:29Z" w16du:dateUtc="2026-05-19T00:05:29Z">
+        <w:r>
+          <w:rPr/>
+          <w:t xml:space="preserve"> An</w:t>
+        </w:r>
+      </w:ins>
+      <w:r>
+        <w:t>a</w:t>
+      </w:r>
+      <w:del w:id="23" w:author="J.T. Menchaca" w:date="2026-05-19T00:05:29Z" w16du:dateUtc="2026-05-19T00:05:29Z">
+        <w:r>
+          <w:rPr/>
+          <w:delText>me</w:delText>
+        </w:r>
+      </w:del>
+      <w:ins w:id="38" w:author="J.T. Menchaca" w:date="2026-05-19T00:05:29Z" w16du:dateUtc="2026-05-19T00:05:29Z">
+        <w:r>
+          <w:rPr/>
+          <w:t>lysis</w:t>
+        </w:r>
+      </w:ins>
+      <w:r>
+        <w:t xml:space="preserve"> Framework</w:t>
       </w:r>
     </w:p>
     <w:bookmarkEnd w:id="9"/>
@@ -379,7 +409,34 @@
     </w:p>
     <w:p>
       <w:r>
-        <w:t>Tidy-TS catches clinical data errors before the code runs. In 65 test scenarios, Python and R missed errors that produce plausible but wrong output. Tidy-TS caught all of them. Open source: https://github.com/jtmenchaca/tidy-ts #JAMIA #DataQuality #healthIT</w:t>
+        <w:t>Tidy-TS catches clinical data errors before the code runs. In 65 test scenarios</w:t>
+      </w:r>
+      <w:ins w:id="39" w:author="J.T. Menchaca" w:date="2026-05-19T00:09:08Z" w16du:dateUtc="2026-05-19T00:09:08Z">
+        <w:r>
+          <w:rPr/>
+          <w:t xml:space="preserve"> and a separate set of 79 published Python/R bugs</w:t>
+        </w:r>
+      </w:ins>
+      <w:r>
+        <w:t>,</w:t>
+      </w:r>
+      <w:ins w:id="40" w:author="J.T. Menchaca" w:date="2026-05-19T00:09:08Z" w16du:dateUtc="2026-05-19T00:09:08Z">
+        <w:r>
+          <w:rPr/>
+          <w:t xml:space="preserve"> Tidy-TS caught all of them.</w:t>
+        </w:r>
+      </w:ins>
+      <w:r>
+        <w:t xml:space="preserve"> Python and R missed errors that produce plausible but wrong output</w:t>
+      </w:r>
+      <w:del w:id="25" w:author="J.T. Menchaca" w:date="2026-05-19T00:09:08Z" w16du:dateUtc="2026-05-19T00:09:08Z">
+        <w:r>
+          <w:rPr/>
+          <w:delText>. Tidy-TS caught all of them</w:delText>
+        </w:r>
+      </w:del>
+      <w:r>
+        <w:t>. Open source: https://github.com/jtmenchaca/tidy-ts #JAMIA #DataQuality #healthIT</w:t>
       </w:r>
     </w:p>
     <w:p>
@@ -405,9 +462,63 @@
           <w:numId w:val="1004"/>
         </w:numPr>
       </w:pPr>
-      <w:r>
-        <w:t xml:space="preserve">Target: 4,000</w:t>
-      </w:r>
+      <w:del w:id="27" w:author="J.T. Menchaca" w:date="2026-05-19T16:19:03Z" w16du:dateUtc="2026-05-19T16:19:03Z">
+        <w:r>
+          <w:rPr/>
+          <w:delText>Ta</w:delText>
+        </w:r>
+      </w:del>
+      <w:ins w:id="41" w:author="J.T. Menchaca" w:date="2026-05-19T16:19:03Z" w16du:dateUtc="2026-05-19T16:19:03Z">
+        <w:r>
+          <w:rPr/>
+          <w:t>Body wo</w:t>
+        </w:r>
+      </w:ins>
+      <w:r>
+        <w:t>r</w:t>
+      </w:r>
+      <w:del w:id="28" w:author="J.T. Menchaca" w:date="2026-05-19T16:19:03Z" w16du:dateUtc="2026-05-19T16:19:03Z">
+        <w:r>
+          <w:rPr/>
+          <w:delText>ge</w:delText>
+        </w:r>
+      </w:del>
+      <w:ins w:id="42" w:author="J.T. Menchaca" w:date="2026-05-19T16:19:03Z" w16du:dateUtc="2026-05-19T16:19:03Z">
+        <w:r>
+          <w:rPr/>
+          <w:t>d coun</w:t>
+        </w:r>
+      </w:ins>
+      <w:r>
+        <w:t xml:space="preserve">t: </w:t>
+      </w:r>
+      <w:del w:id="29" w:author="J.T. Menchaca" w:date="2026-05-19T16:19:03Z" w16du:dateUtc="2026-05-19T16:19:03Z">
+        <w:r>
+          <w:rPr/>
+          <w:delText>4</w:delText>
+        </w:r>
+      </w:del>
+      <w:ins w:id="43" w:author="J.T. Menchaca" w:date="2026-05-19T16:19:03Z" w16du:dateUtc="2026-05-19T16:19:03Z">
+        <w:r>
+          <w:rPr/>
+          <w:t>3</w:t>
+        </w:r>
+      </w:ins>
+      <w:r>
+        <w:t>,</w:t>
+      </w:r>
+      <w:del w:id="30" w:author="J.T. Menchaca" w:date="2026-05-19T16:19:03Z" w16du:dateUtc="2026-05-19T16:19:03Z">
+        <w:r>
+          <w:rPr/>
+          <w:delText>000</w:delText>
+        </w:r>
+      </w:del>
+      <w:ins w:id="44" w:author="J.T. Menchaca" w:date="2026-05-19T16:19:03Z" w16du:dateUtc="2026-05-19T16:19:03Z">
+        <w:r>
+          <w:rPr/>
+          <w:t>513</w:t>
+        </w:r>
+      </w:ins>
     </w:p>
     <w:p>
       <w:pPr>
@@ -417,9 +528,57 @@
           <w:numId w:val="1004"/>
         </w:numPr>
       </w:pPr>
-      <w:r>
-        <w:t xml:space="preserve">Current: ~4,600 (needs trimming)</w:t>
-      </w:r>
+      <w:del w:id="31" w:author="J.T. Menchaca" w:date="2026-05-19T16:19:03Z" w16du:dateUtc="2026-05-19T16:19:03Z">
+        <w:r>
+          <w:rPr/>
+          <w:delText>C</w:delText>
+        </w:r>
+      </w:del>
+      <w:ins w:id="45" w:author="J.T. Menchaca" w:date="2026-05-19T16:19:03Z" w16du:dateUtc="2026-05-19T16:19:03Z">
+        <w:r>
+          <w:rPr/>
+          <w:t>Abstract word co</w:t>
+        </w:r>
+      </w:ins>
+      <w:r>
+        <w:t>u</w:t>
+      </w:r>
+      <w:del w:id="32" w:author="J.T. Menchaca" w:date="2026-05-19T16:19:03Z" w16du:dateUtc="2026-05-19T16:19:03Z">
+        <w:r>
+          <w:rPr/>
+          <w:delText>rre</w:delText>
+        </w:r>
+      </w:del>
+      <w:r>
+        <w:t xml:space="preserve">nt: </w:t>
+      </w:r>
+      <w:del w:id="33" w:author="J.T. Menchaca" w:date="2026-05-19T16:19:03Z" w16du:dateUtc="2026-05-19T16:19:03Z">
+        <w:r>
+          <w:rPr/>
+          <w:delText>~</w:delText>
+        </w:r>
+      </w:del>
+      <w:ins w:id="46" w:author="J.T. Menchaca" w:date="2026-05-19T16:19:03Z" w16du:dateUtc="2026-05-19T16:19:03Z">
+        <w:r>
+          <w:rPr/>
+          <w:t>2</w:t>
+        </w:r>
+      </w:ins>
+      <w:r>
+        <w:t>4</w:t>
+      </w:r>
+      <w:del w:id="34" w:author="J.T. Menchaca" w:date="2026-05-19T16:19:03Z" w16du:dateUtc="2026-05-19T16:19:03Z">
+        <w:r>
+          <w:rPr/>
+          <w:delText>,600 (needs trimming)</w:delText>
+        </w:r>
+      </w:del>
+      <w:ins w:id="47" w:author="J.T. Menchaca" w:date="2026-05-19T16:19:03Z" w16du:dateUtc="2026-05-19T16:19:03Z">
+        <w:r>
+          <w:rPr/>
+          <w:t>8</w:t>
+        </w:r>
+      </w:ins>
     </w:p>
     <w:bookmarkEnd w:id="12"/>
     <w:bookmarkStart w:id="13" w:name="tweet-required-by-jamia"/>

--- a/docs/JAMIA/submission/title-page.docx
+++ b/docs/JAMIA/submission/title-page.docx
@@ -25,7 +25,43 @@
         <w:pStyle w:val="FirstParagraph"/>
       </w:pPr>
       <w:r>
-        <w:t>Detecting Clinical Data Errors Before the Code Runs: Design and Evaluation of a TypeScript Data</w:t>
+        <w:t>Pr</w:t>
+      </w:r>
+      <w:r>
+        <w:t>e</w:t>
+      </w:r>
+      <w:r>
+        <w:t>v</w:t>
+      </w:r>
+      <w:r>
+        <w:t>e</w:t>
+      </w:r>
+      <w:r>
+        <w:t>n</w:t>
+      </w:r>
+      <w:r>
+        <w:t>ting</w:t>
+      </w:r>
+      <w:r>
+        <w:t xml:space="preserve"> Silent Errors in</w:t>
+      </w:r>
+      <w:r>
+        <w:t xml:space="preserve"> Clinical Data </w:t>
+      </w:r>
+      <w:r>
+        <w:t>Analysi</w:t>
+      </w:r>
+      <w:r>
+        <w:t xml:space="preserve">s Before the Code Runs: Design and Evaluation of a </w:t>
+      </w:r>
+      <w:r>
+        <w:t>Nov</w:t>
+      </w:r>
+      <w:r>
+        <w:t>e</w:t>
+      </w:r>
+      <w:r>
+        <w:t>l</w:t>
       </w:r>
       <w:del w:id="22" w:author="J.T. Menchaca" w:date="2026-05-19T00:05:29Z" w16du:dateUtc="2026-05-19T00:05:29Z">
         <w:r>
@@ -33,6 +69,15 @@
           <w:delText>fr</w:delText>
         </w:r>
       </w:del>
+      <w:del w:id="23" w:author="J.T. Menchaca" w:date="2026-05-19T00:05:29Z" w16du:dateUtc="2026-05-19T00:05:29Z">
+        <w:r>
+          <w:rPr/>
+          <w:delText>me</w:delText>
+        </w:r>
+      </w:del>
+      <w:r>
+        <w:t xml:space="preserve"> Data</w:t>
+      </w:r>
       <w:ins w:id="37" w:author="J.T. Menchaca" w:date="2026-05-19T00:05:29Z" w16du:dateUtc="2026-05-19T00:05:29Z">
         <w:r>
           <w:rPr/>
@@ -42,12 +87,6 @@
       <w:r>
         <w:t>a</w:t>
       </w:r>
-      <w:del w:id="23" w:author="J.T. Menchaca" w:date="2026-05-19T00:05:29Z" w16du:dateUtc="2026-05-19T00:05:29Z">
-        <w:r>
-          <w:rPr/>
-          <w:delText>me</w:delText>
-        </w:r>
-      </w:del>
       <w:ins w:id="38" w:author="J.T. Menchaca" w:date="2026-05-19T00:05:29Z" w16du:dateUtc="2026-05-19T00:05:29Z">
         <w:r>
           <w:rPr/>
@@ -409,25 +448,55 @@
     </w:p>
     <w:p>
       <w:r>
-        <w:t>Tidy-TS catches clinical data errors before the code runs. In 65 test scenarios</w:t>
-      </w:r>
-      <w:ins w:id="39" w:author="J.T. Menchaca" w:date="2026-05-19T00:09:08Z" w16du:dateUtc="2026-05-19T00:09:08Z">
-        <w:r>
-          <w:rPr/>
-          <w:t xml:space="preserve"> and a separate set of 79 published Python/R bugs</w:t>
-        </w:r>
-      </w:ins>
+        <w:t>5. Me</w:t>
+      </w:r>
+      <w:r>
+        <w:t>d</w:t>
+      </w:r>
+      <w:r>
+        <w:t xml:space="preserve">ical </w:t>
+      </w:r>
+      <w:r>
+        <w:t>E</w:t>
+      </w:r>
+      <w:r>
+        <w:t>rrors</w:t>
+      </w:r>
       <w:r>
         <w:t>,</w:t>
       </w:r>
-      <w:ins w:id="40" w:author="J.T. Menchaca" w:date="2026-05-19T00:09:08Z" w16du:dateUtc="2026-05-19T00:09:08Z">
-        <w:r>
-          <w:rPr/>
-          <w:t xml:space="preserve"> Tidy-TS caught all of them.</w:t>
-        </w:r>
-      </w:ins>
-      <w:r>
-        <w:t xml:space="preserve"> Python and R missed errors that produce plausible but wrong output</w:t>
+      <w:r>
+        <w:t xml:space="preserve"> </w:t>
+      </w:r>
+      <w:r>
+        <w:t>P</w:t>
+      </w:r>
+      <w:r>
+        <w:t>re</w:t>
+      </w:r>
+      <w:r>
+        <w:t>v</w:t>
+      </w:r>
+      <w:r>
+        <w:t>en</w:t>
+      </w:r>
+      <w:r>
+        <w:t>t</w:t>
+      </w:r>
+      <w:r>
+        <w:t>i</w:t>
+      </w:r>
+      <w:r>
+        <w:t xml:space="preserve">on and </w:t>
+      </w:r>
+      <w:r>
+        <w:t>Cont</w:t>
+      </w:r>
+      <w:r>
+        <w:t>ro</w:t>
+      </w:r>
+      <w:r>
+        <w:t>l</w:t>
       </w:r>
       <w:del w:id="25" w:author="J.T. Menchaca" w:date="2026-05-19T00:09:08Z" w16du:dateUtc="2026-05-19T00:09:08Z">
         <w:r>
@@ -435,15 +504,8 @@
           <w:delText>. Tidy-TS caught all of them</w:delText>
         </w:r>
       </w:del>
-      <w:r>
-        <w:t>. Open source: https://github.com/jtmenchaca/tidy-ts #JAMIA #DataQuality #healthIT</w:t>
-      </w:r>
-    </w:p>
-    <w:p>
-      <w:r>
-        <w:t>5. Medical Errors, Prevention and Control</w:t>
-      </w:r>
-    </w:p>
+    </w:p>
+    <w:p/>
     <w:bookmarkEnd w:id="11"/>
     <w:bookmarkStart w:id="12" w:name="word-count"/>
     <w:p>
@@ -468,6 +530,18 @@
           <w:delText>Ta</w:delText>
         </w:r>
       </w:del>
+      <w:del w:id="28" w:author="J.T. Menchaca" w:date="2026-05-19T16:19:03Z" w16du:dateUtc="2026-05-19T16:19:03Z">
+        <w:r>
+          <w:rPr/>
+          <w:delText>ge</w:delText>
+        </w:r>
+      </w:del>
+      <w:del w:id="29" w:author="J.T. Menchaca" w:date="2026-05-19T16:19:03Z" w16du:dateUtc="2026-05-19T16:19:03Z">
+        <w:r>
+          <w:rPr/>
+          <w:delText>4</w:delText>
+        </w:r>
+      </w:del>
       <w:ins w:id="41" w:author="J.T. Menchaca" w:date="2026-05-19T16:19:03Z" w16du:dateUtc="2026-05-19T16:19:03Z">
         <w:r>
           <w:rPr/>
@@ -477,48 +551,41 @@
       <w:r>
         <w:t>r</w:t>
       </w:r>
-      <w:del w:id="28" w:author="J.T. Menchaca" w:date="2026-05-19T16:19:03Z" w16du:dateUtc="2026-05-19T16:19:03Z">
-        <w:r>
-          <w:rPr/>
-          <w:delText>ge</w:delText>
+      <w:ins w:id="42" w:author="J.T. Menchaca" w:date="2026-05-19T16:19:03Z" w16du:dateUtc="2026-05-19T16:19:03Z">
+        <w:r>
+          <w:rPr/>
+          <w:t>d coun</w:t>
+        </w:r>
+      </w:ins>
+      <w:r>
+        <w:t xml:space="preserve">t: </w:t>
+      </w:r>
+      <w:r>
+        <w:rPr/>
+        <w:t>2,7</w:t>
+      </w:r>
+      <w:ins w:id="43" w:author="J.T. Menchaca" w:date="2026-05-19T16:19:03Z" w16du:dateUtc="2026-05-19T16:19:03Z">
+        <w:r>
+          <w:rPr/>
+          <w:t>3</w:t>
+        </w:r>
+      </w:ins>
+      <w:r>
+        <w:t>9 (Background through Conclusion; excludes Title Page</w:t>
+      </w:r>
+      <w:del w:id="30" w:author="J.T. Menchaca" w:date="2026-05-19T16:19:03Z" w16du:dateUtc="2026-05-19T16:19:03Z">
+        <w:r>
+          <w:rPr/>
+          <w:delText>000</w:delText>
         </w:r>
       </w:del>
-      <w:ins w:id="42" w:author="J.T. Menchaca" w:date="2026-05-19T16:19:03Z" w16du:dateUtc="2026-05-19T16:19:03Z">
-        <w:r>
-          <w:rPr/>
-          <w:t>d coun</w:t>
-        </w:r>
-      </w:ins>
-      <w:r>
-        <w:t xml:space="preserve">t: </w:t>
-      </w:r>
-      <w:del w:id="29" w:author="J.T. Menchaca" w:date="2026-05-19T16:19:03Z" w16du:dateUtc="2026-05-19T16:19:03Z">
-        <w:r>
-          <w:rPr/>
-          <w:delText>4</w:delText>
-        </w:r>
-      </w:del>
-      <w:ins w:id="43" w:author="J.T. Menchaca" w:date="2026-05-19T16:19:03Z" w16du:dateUtc="2026-05-19T16:19:03Z">
-        <w:r>
-          <w:rPr/>
-          <w:t>3</w:t>
-        </w:r>
-      </w:ins>
       <w:r>
         <w:t>,</w:t>
       </w:r>
-      <w:del w:id="30" w:author="J.T. Menchaca" w:date="2026-05-19T16:19:03Z" w16du:dateUtc="2026-05-19T16:19:03Z">
-        <w:r>
-          <w:rPr/>
-          <w:delText>000</w:delText>
-        </w:r>
-      </w:del>
-      <w:ins w:id="44" w:author="J.T. Menchaca" w:date="2026-05-19T16:19:03Z" w16du:dateUtc="2026-05-19T16:19:03Z">
-        <w:r>
-          <w:rPr/>
-          <w:t>513</w:t>
-        </w:r>
-      </w:ins>
+      <w:r>
+        <w:rPr/>
+        <w:t xml:space="preserve"> Abstract, Acknowledgments, References, Figures, and Tables per JAMIA scoring)</w:t>
+      </w:r>
     </w:p>
     <w:p>
       <w:pPr>
@@ -534,6 +601,18 @@
           <w:delText>C</w:delText>
         </w:r>
       </w:del>
+      <w:del w:id="32" w:author="J.T. Menchaca" w:date="2026-05-19T16:19:03Z" w16du:dateUtc="2026-05-19T16:19:03Z">
+        <w:r>
+          <w:rPr/>
+          <w:delText>rre</w:delText>
+        </w:r>
+      </w:del>
+      <w:del w:id="33" w:author="J.T. Menchaca" w:date="2026-05-19T16:19:03Z" w16du:dateUtc="2026-05-19T16:19:03Z">
+        <w:r>
+          <w:rPr/>
+          <w:delText>~</w:delText>
+        </w:r>
+      </w:del>
       <w:ins w:id="45" w:author="J.T. Menchaca" w:date="2026-05-19T16:19:03Z" w16du:dateUtc="2026-05-19T16:19:03Z">
         <w:r>
           <w:rPr/>
@@ -543,42 +622,29 @@
       <w:r>
         <w:t>u</w:t>
       </w:r>
-      <w:del w:id="32" w:author="J.T. Menchaca" w:date="2026-05-19T16:19:03Z" w16du:dateUtc="2026-05-19T16:19:03Z">
-        <w:r>
-          <w:rPr/>
-          <w:delText>rre</w:delText>
+      <w:r>
+        <w:t xml:space="preserve">nt: </w:t>
+      </w:r>
+      <w:r>
+        <w:rPr/>
+        <w:t>3</w:t>
+      </w:r>
+      <w:ins w:id="46" w:author="J.T. Menchaca" w:date="2026-05-19T16:19:03Z" w16du:dateUtc="2026-05-19T16:19:03Z">
+        <w:r>
+          <w:rPr/>
+          <w:t>2</w:t>
+        </w:r>
+      </w:ins>
+      <w:del w:id="34" w:author="J.T. Menchaca" w:date="2026-05-19T16:19:03Z" w16du:dateUtc="2026-05-19T16:19:03Z">
+        <w:r>
+          <w:rPr/>
+          <w:delText>,600 (needs trimming)</w:delText>
         </w:r>
       </w:del>
       <w:r>
-        <w:t xml:space="preserve">nt: </w:t>
-      </w:r>
-      <w:del w:id="33" w:author="J.T. Menchaca" w:date="2026-05-19T16:19:03Z" w16du:dateUtc="2026-05-19T16:19:03Z">
-        <w:r>
-          <w:rPr/>
-          <w:delText>~</w:delText>
-        </w:r>
-      </w:del>
-      <w:ins w:id="46" w:author="J.T. Menchaca" w:date="2026-05-19T16:19:03Z" w16du:dateUtc="2026-05-19T16:19:03Z">
-        <w:r>
-          <w:rPr/>
-          <w:t>2</w:t>
-        </w:r>
-      </w:ins>
-      <w:r>
-        <w:t>4</w:t>
-      </w:r>
-      <w:del w:id="34" w:author="J.T. Menchaca" w:date="2026-05-19T16:19:03Z" w16du:dateUtc="2026-05-19T16:19:03Z">
-        <w:r>
-          <w:rPr/>
-          <w:delText>,600 (needs trimming)</w:delText>
-        </w:r>
-      </w:del>
-      <w:ins w:id="47" w:author="J.T. Menchaca" w:date="2026-05-19T16:19:03Z" w16du:dateUtc="2026-05-19T16:19:03Z">
-        <w:r>
-          <w:rPr/>
-          <w:t>8</w:t>
-        </w:r>
-      </w:ins>
+        <w:rPr/>
+        <w:t>0 (exceeds JAMIA 250-word limit — needs trimming before submission)</w:t>
+      </w:r>
     </w:p>
     <w:bookmarkEnd w:id="12"/>
     <w:bookmarkStart w:id="13" w:name="tweet-required-by-jamia"/>
@@ -588,6 +654,11 @@
       </w:pPr>
       <w:r>
         <w:t xml:space="preserve">Tweet (required by JAMIA)</w:t>
+      </w:r>
+    </w:p>
+    <w:p>
+      <w:r>
+        <w:t>Tidy-TS catches silent clinical data errors before the code runs. Across 65 test scenarios and 79 published Python/R bugs, Tidy-TS flagged every error — Python and R missed many that produce plausible but wrong output. Open source: https://github.com/jtmenchaca/tidy-ts #JAMIA #DataQuality #healthIT</w:t>
       </w:r>
     </w:p>
     <w:bookmarkEnd w:id="13"/>
